--- a/Cours/6eme/SaintExupery/Chapitre_9_1/Documents/Chapitre 9 - Partie 1 - Tracer un triangle (Avec 3 longueurs) (Complet).docx
+++ b/Cours/6eme/SaintExupery/Chapitre_9_1/Documents/Chapitre 9 - Partie 1 - Tracer un triangle (Avec 3 longueurs) (Complet).docx
@@ -569,9 +569,31 @@
         </w:tc>
       </w:tr>
     </w:tbl>
-    <w:p/>
     <w:p>
       <w:pPr>
+        <w:spacing w:before="240" w:after="0"/>
+        <w:rPr>
+          <w:rStyle w:val="Accentuationlgre"/>
+          <w:sz w:val="24"/>
+          <w:szCs w:val="24"/>
+        </w:rPr>
+      </w:pPr>
+      <w:r>
+        <w:rPr>
+          <w:rStyle w:val="Accentuationlgre"/>
+          <w:sz w:val="24"/>
+          <w:szCs w:val="24"/>
+        </w:rPr>
+        <w:t>Remarque :</w:t>
+      </w:r>
+    </w:p>
+    <w:p>
+      <w:pPr>
+        <w:pStyle w:val="Paragraphedeliste"/>
+        <w:numPr>
+          <w:ilvl w:val="0"/>
+          <w:numId w:val="15"/>
+        </w:numPr>
         <w:spacing w:before="240" w:after="0"/>
         <w:rPr>
           <w:b/>
@@ -580,6 +602,27 @@
           <w:szCs w:val="24"/>
         </w:rPr>
       </w:pPr>
+      <w:r>
+        <w:t>A partir de 3 longueurs, un triangle n'est pas toujours constructible. (Exemple : 4</w:t>
+      </w:r>
+      <w:r>
+        <w:t xml:space="preserve"> </w:t>
+      </w:r>
+      <w:r>
+        <w:t>cm, 6</w:t>
+      </w:r>
+      <w:r>
+        <w:t xml:space="preserve"> </w:t>
+      </w:r>
+      <w:r>
+        <w:t>cm et 1</w:t>
+      </w:r>
+      <w:r>
+        <w:t xml:space="preserve"> </w:t>
+      </w:r>
+      <w:r>
+        <w:t>cm)</w:t>
+      </w:r>
     </w:p>
     <w:sectPr>
       <w:headerReference w:type="first" r:id="rId18"/>
@@ -754,7 +797,7 @@
         </mc:Choice>
         <mc:Fallback>
           <w:pict>
-            <v:rect w14:anchorId="0F9F963D" id="Rectangle 3" o:spid="_x0000_s1026" style="position:absolute;margin-left:-12.85pt;margin-top:0;width:40.9pt;height:171.9pt;z-index:251659264;visibility:visible;mso-wrap-style:square;mso-width-percent:0;mso-height-percent:0;mso-wrap-distance-left:9pt;mso-wrap-distance-top:0;mso-wrap-distance-right:9pt;mso-wrap-distance-bottom:0;mso-position-horizontal:absolute;mso-position-horizontal-relative:right-margin-area;mso-position-vertical:bottom;mso-position-vertical-relative:margin;mso-width-percent:0;mso-height-percent:0;mso-width-relative:page;mso-height-relative:page;v-text-anchor:middle" o:gfxdata="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" o:allowincell="f" filled="f" stroked="f">
+            <v:rect w14:anchorId="0F9F963D" id="Rectangle 3" o:spid="_x0000_s1026" style="position:absolute;margin-left:-12.85pt;margin-top:0;width:40.9pt;height:171.9pt;z-index:251659264;visibility:visible;mso-wrap-style:square;mso-width-percent:0;mso-height-percent:0;mso-wrap-distance-left:9pt;mso-wrap-distance-top:0;mso-wrap-distance-right:9pt;mso-wrap-distance-bottom:0;mso-position-horizontal:absolute;mso-position-horizontal-relative:right-margin-area;mso-position-vertical:bottom;mso-position-vertical-relative:margin;mso-width-percent:0;mso-height-percent:0;mso-width-relative:page;mso-height-relative:page;v-text-anchor:middle" o:gfxdata="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" o:allowincell="f" filled="f" stroked="f">
               <v:textbox style="layout-flow:vertical;mso-layout-flow-alt:bottom-to-top;mso-fit-shape-to-text:t">
                 <w:txbxContent>
                   <w:p>
@@ -1390,7 +1433,7 @@
             </mc:Choice>
             <mc:Fallback>
               <w:pict>
-                <v:rect w14:anchorId="1C92F98E" id="_x0000_s1028" style="position:absolute;margin-left:0;margin-top:0;width:40.9pt;height:171.9pt;z-index:251661312;visibility:visible;mso-wrap-style:square;mso-width-percent:0;mso-height-percent:0;mso-wrap-distance-left:9pt;mso-wrap-distance-top:0;mso-wrap-distance-right:9pt;mso-wrap-distance-bottom:0;mso-position-horizontal:center;mso-position-horizontal-relative:right-margin-area;mso-position-vertical:bottom;mso-position-vertical-relative:margin;mso-width-percent:0;mso-height-percent:0;mso-width-relative:page;mso-height-relative:page;v-text-anchor:middle" o:gfxdata="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" o:allowincell="f" filled="f" stroked="f">
+                <v:rect w14:anchorId="1C92F98E" id="_x0000_s1028" style="position:absolute;margin-left:0;margin-top:0;width:40.9pt;height:171.9pt;z-index:251661312;visibility:visible;mso-wrap-style:square;mso-width-percent:0;mso-height-percent:0;mso-wrap-distance-left:9pt;mso-wrap-distance-top:0;mso-wrap-distance-right:9pt;mso-wrap-distance-bottom:0;mso-position-horizontal:center;mso-position-horizontal-relative:right-margin-area;mso-position-vertical:bottom;mso-position-vertical-relative:margin;mso-width-percent:0;mso-height-percent:0;mso-width-relative:page;mso-height-relative:page;v-text-anchor:middle" o:gfxdata="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" o:allowincell="f" filled="f" stroked="f">
                   <v:textbox style="layout-flow:vertical;mso-layout-flow-alt:bottom-to-top;mso-fit-shape-to-text:t">
                     <w:txbxContent>
                       <w:p>
@@ -2311,6 +2354,119 @@
     </w:lvl>
   </w:abstractNum>
   <w:abstractNum w:abstractNumId="8" w15:restartNumberingAfterBreak="0">
+    <w:nsid w:val="4A7F1E4E"/>
+    <w:multiLevelType w:val="hybridMultilevel"/>
+    <w:tmpl w:val="76D8C8D8"/>
+    <w:lvl w:ilvl="0" w:tplc="040C0001">
+      <w:start w:val="1"/>
+      <w:numFmt w:val="bullet"/>
+      <w:lvlText w:val=""/>
+      <w:lvlJc w:val="left"/>
+      <w:pPr>
+        <w:ind w:left="720" w:hanging="360"/>
+      </w:pPr>
+      <w:rPr>
+        <w:rFonts w:ascii="Symbol" w:hAnsi="Symbol" w:hint="default"/>
+      </w:rPr>
+    </w:lvl>
+    <w:lvl w:ilvl="1" w:tplc="040C0003" w:tentative="1">
+      <w:start w:val="1"/>
+      <w:numFmt w:val="bullet"/>
+      <w:lvlText w:val="o"/>
+      <w:lvlJc w:val="left"/>
+      <w:pPr>
+        <w:ind w:left="1440" w:hanging="360"/>
+      </w:pPr>
+      <w:rPr>
+        <w:rFonts w:ascii="Courier New" w:hAnsi="Courier New" w:cs="Courier New" w:hint="default"/>
+      </w:rPr>
+    </w:lvl>
+    <w:lvl w:ilvl="2" w:tplc="040C0005" w:tentative="1">
+      <w:start w:val="1"/>
+      <w:numFmt w:val="bullet"/>
+      <w:lvlText w:val=""/>
+      <w:lvlJc w:val="left"/>
+      <w:pPr>
+        <w:ind w:left="2160" w:hanging="360"/>
+      </w:pPr>
+      <w:rPr>
+        <w:rFonts w:ascii="Wingdings" w:hAnsi="Wingdings" w:hint="default"/>
+      </w:rPr>
+    </w:lvl>
+    <w:lvl w:ilvl="3" w:tplc="040C0001" w:tentative="1">
+      <w:start w:val="1"/>
+      <w:numFmt w:val="bullet"/>
+      <w:lvlText w:val=""/>
+      <w:lvlJc w:val="left"/>
+      <w:pPr>
+        <w:ind w:left="2880" w:hanging="360"/>
+      </w:pPr>
+      <w:rPr>
+        <w:rFonts w:ascii="Symbol" w:hAnsi="Symbol" w:hint="default"/>
+      </w:rPr>
+    </w:lvl>
+    <w:lvl w:ilvl="4" w:tplc="040C0003" w:tentative="1">
+      <w:start w:val="1"/>
+      <w:numFmt w:val="bullet"/>
+      <w:lvlText w:val="o"/>
+      <w:lvlJc w:val="left"/>
+      <w:pPr>
+        <w:ind w:left="3600" w:hanging="360"/>
+      </w:pPr>
+      <w:rPr>
+        <w:rFonts w:ascii="Courier New" w:hAnsi="Courier New" w:cs="Courier New" w:hint="default"/>
+      </w:rPr>
+    </w:lvl>
+    <w:lvl w:ilvl="5" w:tplc="040C0005" w:tentative="1">
+      <w:start w:val="1"/>
+      <w:numFmt w:val="bullet"/>
+      <w:lvlText w:val=""/>
+      <w:lvlJc w:val="left"/>
+      <w:pPr>
+        <w:ind w:left="4320" w:hanging="360"/>
+      </w:pPr>
+      <w:rPr>
+        <w:rFonts w:ascii="Wingdings" w:hAnsi="Wingdings" w:hint="default"/>
+      </w:rPr>
+    </w:lvl>
+    <w:lvl w:ilvl="6" w:tplc="040C0001" w:tentative="1">
+      <w:start w:val="1"/>
+      <w:numFmt w:val="bullet"/>
+      <w:lvlText w:val=""/>
+      <w:lvlJc w:val="left"/>
+      <w:pPr>
+        <w:ind w:left="5040" w:hanging="360"/>
+      </w:pPr>
+      <w:rPr>
+        <w:rFonts w:ascii="Symbol" w:hAnsi="Symbol" w:hint="default"/>
+      </w:rPr>
+    </w:lvl>
+    <w:lvl w:ilvl="7" w:tplc="040C0003" w:tentative="1">
+      <w:start w:val="1"/>
+      <w:numFmt w:val="bullet"/>
+      <w:lvlText w:val="o"/>
+      <w:lvlJc w:val="left"/>
+      <w:pPr>
+        <w:ind w:left="5760" w:hanging="360"/>
+      </w:pPr>
+      <w:rPr>
+        <w:rFonts w:ascii="Courier New" w:hAnsi="Courier New" w:cs="Courier New" w:hint="default"/>
+      </w:rPr>
+    </w:lvl>
+    <w:lvl w:ilvl="8" w:tplc="040C0005" w:tentative="1">
+      <w:start w:val="1"/>
+      <w:numFmt w:val="bullet"/>
+      <w:lvlText w:val=""/>
+      <w:lvlJc w:val="left"/>
+      <w:pPr>
+        <w:ind w:left="6480" w:hanging="360"/>
+      </w:pPr>
+      <w:rPr>
+        <w:rFonts w:ascii="Wingdings" w:hAnsi="Wingdings" w:hint="default"/>
+      </w:rPr>
+    </w:lvl>
+  </w:abstractNum>
+  <w:abstractNum w:abstractNumId="9" w15:restartNumberingAfterBreak="0">
     <w:nsid w:val="50E9500A"/>
     <w:multiLevelType w:val="hybridMultilevel"/>
     <w:tmpl w:val="DCD0998A"/>
@@ -2400,7 +2556,7 @@
       </w:pPr>
     </w:lvl>
   </w:abstractNum>
-  <w:abstractNum w:abstractNumId="9" w15:restartNumberingAfterBreak="0">
+  <w:abstractNum w:abstractNumId="10" w15:restartNumberingAfterBreak="0">
     <w:nsid w:val="5920710F"/>
     <w:multiLevelType w:val="hybridMultilevel"/>
     <w:tmpl w:val="95C679B8"/>
@@ -2489,7 +2645,7 @@
       </w:pPr>
     </w:lvl>
   </w:abstractNum>
-  <w:abstractNum w:abstractNumId="10" w15:restartNumberingAfterBreak="0">
+  <w:abstractNum w:abstractNumId="11" w15:restartNumberingAfterBreak="0">
     <w:nsid w:val="5AE0028F"/>
     <w:multiLevelType w:val="multilevel"/>
     <w:tmpl w:val="ED3000FC"/>
@@ -2634,7 +2790,7 @@
       </w:rPr>
     </w:lvl>
   </w:abstractNum>
-  <w:abstractNum w:abstractNumId="11" w15:restartNumberingAfterBreak="0">
+  <w:abstractNum w:abstractNumId="12" w15:restartNumberingAfterBreak="0">
     <w:nsid w:val="65955CB5"/>
     <w:multiLevelType w:val="multilevel"/>
     <w:tmpl w:val="4D0C56CA"/>
@@ -2751,7 +2907,7 @@
       </w:pPr>
     </w:lvl>
   </w:abstractNum>
-  <w:abstractNum w:abstractNumId="12" w15:restartNumberingAfterBreak="0">
+  <w:abstractNum w:abstractNumId="13" w15:restartNumberingAfterBreak="0">
     <w:nsid w:val="76487A28"/>
     <w:multiLevelType w:val="hybridMultilevel"/>
     <w:tmpl w:val="601ECE0C"/>
@@ -2843,10 +2999,10 @@
     </w:lvl>
   </w:abstractNum>
   <w:num w:numId="1" w16cid:durableId="1135678670">
-    <w:abstractNumId w:val="8"/>
+    <w:abstractNumId w:val="9"/>
   </w:num>
   <w:num w:numId="2" w16cid:durableId="53554077">
-    <w:abstractNumId w:val="8"/>
+    <w:abstractNumId w:val="9"/>
     <w:lvlOverride w:ilvl="0">
       <w:startOverride w:val="1"/>
     </w:lvlOverride>
@@ -2855,7 +3011,7 @@
     <w:abstractNumId w:val="7"/>
   </w:num>
   <w:num w:numId="4" w16cid:durableId="1272587339">
-    <w:abstractNumId w:val="9"/>
+    <w:abstractNumId w:val="10"/>
   </w:num>
   <w:num w:numId="5" w16cid:durableId="168328952">
     <w:abstractNumId w:val="6"/>
@@ -2864,7 +3020,7 @@
     <w:abstractNumId w:val="0"/>
   </w:num>
   <w:num w:numId="7" w16cid:durableId="59527620">
-    <w:abstractNumId w:val="12"/>
+    <w:abstractNumId w:val="13"/>
   </w:num>
   <w:num w:numId="8" w16cid:durableId="796728023">
     <w:abstractNumId w:val="5"/>
@@ -2873,7 +3029,7 @@
     <w:abstractNumId w:val="3"/>
   </w:num>
   <w:num w:numId="10" w16cid:durableId="1268151123">
-    <w:abstractNumId w:val="10"/>
+    <w:abstractNumId w:val="11"/>
   </w:num>
   <w:num w:numId="11" w16cid:durableId="973482411">
     <w:abstractNumId w:val="2"/>
@@ -2882,10 +3038,13 @@
     <w:abstractNumId w:val="4"/>
   </w:num>
   <w:num w:numId="13" w16cid:durableId="2028746939">
-    <w:abstractNumId w:val="11"/>
+    <w:abstractNumId w:val="12"/>
   </w:num>
   <w:num w:numId="14" w16cid:durableId="7022705">
     <w:abstractNumId w:val="1"/>
+  </w:num>
+  <w:num w:numId="15" w16cid:durableId="612591993">
+    <w:abstractNumId w:val="8"/>
   </w:num>
   <w:numIdMacAtCleanup w:val="5"/>
 </w:numbering>
